--- a/public/artifacts/HO_SO_XUAT_KHAU_THONG_QUAN_GSSDIX_FCA_269901/02_GUI_HAI_QUAN_THONG_QUAN/10_BO_TONG_HOP_HO_SO_KE_KHAI_CO_FORM_D_ATIGA.docx
+++ b/public/artifacts/HO_SO_XUAT_KHAU_THONG_QUAN_GSSDIX_FCA_269901/02_GUI_HAI_QUAN_THONG_QUAN/10_BO_TONG_HOP_HO_SO_KE_KHAI_CO_FORM_D_ATIGA.docx
@@ -1138,7 +1138,7 @@
         <w:br/>
         <w:t>Bước 1: Đăng nhập tài khoản doanh nghiệp G-SS trên cổng https://ecosys.gov.vn;</w:t>
         <w:br/>
-        <w:t>Bước 2: Chọn mục 'Khai báo hồ sơ C/O' ➔ Chọn loại C/O: 'FORM D (ATIGA)' ➔ Thị trường nhập khẩu: 'THAILAND';</w:t>
+        <w:t>Bước 2: Chọn mục 'Khai báo hồ sơ C/O' —&gt; Chọn loại C/O: 'FORM D (ATIGA)' —&gt; Thị trường nhập khẩu: 'THAILAND';</w:t>
         <w:br/>
         <w:t>Bước 3: Nhập thông tin Tờ khai HQ, Invoice GSS_INV_269901, Hợp đồng GSSDIX_FCA_269901, Tên hàng 'Snack Quẩy Giòn Giòn' (Mã HS 1905.90.90), Tiêu chí xuất xứ: 'CTH';</w:t>
         <w:br/>
